--- a/Tasca da Maria Meta Ads Strategy/Tasca da Maria | Proposta de Estratégia Meta Ads.docx
+++ b/Tasca da Maria Meta Ads Strategy/Tasca da Maria | Proposta de Estratégia Meta Ads.docx
@@ -2675,6 +2675,32 @@
     </w:p>
     <w:p>
       <w:pPr>
+        <w:spacing w:before="0" w:after="80" w:lineRule="auto" w:line="259"/>
+        <w:ind w:left="227"/>
+      </w:pPr>
+      <w:r>
+        <w:rPr>
+          <w:rFonts w:ascii="Calibri" w:hAnsi="Calibri" w:cs="Calibri"/>
+          <w:b/>
+          <w:i w:val="0"/>
+          <w:color w:val="C1602E"/>
+          <w:sz w:val="21"/>
+        </w:rPr>
+        <w:t xml:space="preserve">•  </w:t>
+      </w:r>
+      <w:r>
+        <w:rPr>
+          <w:rFonts w:ascii="Calibri" w:hAnsi="Calibri" w:cs="Calibri"/>
+          <w:b w:val="0"/>
+          <w:i w:val="0"/>
+          <w:color w:val="23282B"/>
+          <w:sz w:val="21"/>
+        </w:rPr>
+        <w:t>Biblioteca já com 8 vídeos curtos (001–008.mp4, 15–30s), além das 57 fotos: dá para testar imagem, vídeo e carrossel sem produzir nada de raiz.</w:t>
+      </w:r>
+    </w:p>
+    <w:p>
+      <w:pPr>
         <w:spacing w:before="200" w:after="80" w:lineRule="auto" w:line="269"/>
         <w:keepNext/>
         <w:keepLines/>
@@ -2792,32 +2818,6 @@
           <w:sz w:val="21"/>
         </w:rPr>
         <w:t>Sala pequena: limita a capacidade e o retorno possível mesmo que a procura suba muito.</w:t>
-      </w:r>
-    </w:p>
-    <w:p>
-      <w:pPr>
-        <w:spacing w:before="0" w:after="80" w:lineRule="auto" w:line="259"/>
-        <w:ind w:left="227"/>
-      </w:pPr>
-      <w:r>
-        <w:rPr>
-          <w:rFonts w:ascii="Calibri" w:hAnsi="Calibri" w:cs="Calibri"/>
-          <w:b/>
-          <w:i w:val="0"/>
-          <w:color w:val="C1602E"/>
-          <w:sz w:val="21"/>
-        </w:rPr>
-        <w:t xml:space="preserve">•  </w:t>
-      </w:r>
-      <w:r>
-        <w:rPr>
-          <w:rFonts w:ascii="Calibri" w:hAnsi="Calibri" w:cs="Calibri"/>
-          <w:b w:val="0"/>
-          <w:i w:val="0"/>
-          <w:color w:val="23282B"/>
-          <w:sz w:val="21"/>
-        </w:rPr>
-        <w:t>Sem vídeos na biblioteca: falta o formato que costuma render mais em Reels e Stories (vídeos verticais curtos).</w:t>
       </w:r>
     </w:p>
     <w:p>
@@ -3146,7 +3146,7 @@
           <w:color w:val="23282B"/>
           <w:sz w:val="21"/>
         </w:rPr>
-        <w:t>A médio prazo: gravar vídeos curtos simples (mesmo com telemóvel) para Reels, um formato que costuma ter bom desempenho e baixo custo.</w:t>
+        <w:t>Usar os 8 vídeos já disponíveis na Biblioteca (001–008.mp4, 15–30s) para testar o formato vídeo, que costuma ter bom desempenho e baixo custo em Reels/Stories.</w:t>
       </w:r>
     </w:p>
     <w:p>
@@ -3226,7 +3226,7 @@
                 <w:color w:val="23282B"/>
                 <w:sz w:val="21"/>
               </w:rPr>
-              <w:t>A maturidade digital (o quão desenvolvido e organizado está o negócio no mundo online) está num nível inicial. Do lado positivo, existe presença orgânica (não paga) no Facebook e no Instagram e uma reputação muito forte no TripAdvisor, além de um bom acervo de 57 fotografias profissionais prontas a usar. Do lado negativo, faltam quase todos os alicerces de uma operação digital madura: o site oficial está em baixo (o domínio nem resolve), não há sistema de reservas online, não há pixel nem CAPI (ferramentas que medem o que as pessoas fazem depois de ver/clicar no anúncio), não há histórico de anúncios pagos, não há vídeos e a própria conta de Meta Ads está por regularizar. Ou seja: o negócio está 'visível' online, mas não está 'equipado' para captar e medir resultados de forma autónoma. Em maturidade de anúncios (publicidade paga), está praticamente no ponto zero — esta é a primeira ação estruturada.</w:t>
+              <w:t>A maturidade digital (o quão desenvolvido e organizado está o negócio no mundo online) está num nível inicial. Do lado positivo, existe presença orgânica (não paga) no Facebook e no Instagram e uma reputação muito forte no TripAdvisor, além de um bom acervo de 57 fotografias profissionais prontas a usar. Do lado negativo, faltam quase todos os alicerces de uma operação digital madura: o site oficial está em baixo (o domínio nem resolve), não há sistema de reservas online, não há pixel nem CAPI (ferramentas que medem o que as pessoas fazem depois de ver/clicar no anúncio), não há histórico de anúncios pagos e a própria conta de Meta Ads está por regularizar. Ou seja: o negócio está 'visível' online, mas não está 'equipado' para captar e medir resultados de forma autónoma. Em maturidade de anúncios (publicidade paga), está praticamente no ponto zero — esta é a primeira ação estruturada.</w:t>
             </w:r>
           </w:p>
           <w:p>
@@ -5555,6 +5555,165 @@
         <w:t>Agora entramos no detalhe. Para cada campanha mostro primeiro a configuração do Nível 1 (a campanha), depois o Nível 2 (cada conjunto de anúncios) e, por fim, o Nível 3 (cada anúncio, já com o texto e o visual sugeridos).</w:t>
       </w:r>
     </w:p>
+    <w:p>
+      <w:pPr>
+        <w:spacing w:before="200" w:after="80" w:lineRule="auto" w:line="269"/>
+        <w:keepNext/>
+        <w:keepLines/>
+      </w:pPr>
+      <w:r>
+        <w:rPr>
+          <w:rFonts w:ascii="Georgia" w:hAnsi="Georgia" w:cs="Georgia"/>
+          <w:b/>
+          <w:i w:val="0"/>
+          <w:color w:val="9C4A20"/>
+          <w:sz w:val="25"/>
+        </w:rPr>
+        <w:t>Vamos testar 3 formatos: imagem, vídeo e carrossel</w:t>
+      </w:r>
+    </w:p>
+    <w:tbl>
+      <w:tblPr>
+        <w:tblW w:type="auto" w:w="0"/>
+        <w:tblLook w:firstColumn="1" w:firstRow="1" w:lastColumn="0" w:lastRow="0" w:noHBand="0" w:noVBand="1" w:val="04A0"/>
+        <w:tblBorders>
+          <w:top w:val="none" w:sz="0"/>
+          <w:left w:val="none" w:sz="0"/>
+          <w:bottom w:val="none" w:sz="0"/>
+          <w:right w:val="none" w:sz="0"/>
+          <w:insideH w:val="none" w:sz="0"/>
+          <w:insideV w:val="none" w:sz="0"/>
+        </w:tblBorders>
+      </w:tblPr>
+      <w:tblGrid>
+        <w:gridCol w:w="10086"/>
+      </w:tblGrid>
+      <w:tr>
+        <w:tc>
+          <w:tcPr>
+            <w:tcW w:type="dxa" w:w="10086"/>
+            <w:shd w:val="clear" w:color="auto" w:fill="EAF2EE"/>
+            <w:tcMar>
+              <w:top w:w="130" w:type="dxa"/>
+              <w:bottom w:w="130" w:type="dxa"/>
+              <w:start w:w="170" w:type="dxa"/>
+              <w:end w:w="170" w:type="dxa"/>
+              <w:left w:w="170" w:type="dxa"/>
+              <w:right w:w="170" w:type="dxa"/>
+            </w:tcMar>
+            <w:tcBorders>
+              <w:start w:val="single" w:sz="14" w:space="0" w:color="3B7A57"/>
+            </w:tcBorders>
+          </w:tcPr>
+          <w:p>
+            <w:pPr>
+              <w:spacing w:after="60"/>
+            </w:pPr>
+            <w:r>
+              <w:rPr>
+                <w:rFonts w:ascii="Calibri" w:hAnsi="Calibri" w:cs="Calibri"/>
+                <w:b/>
+                <w:i w:val="0"/>
+                <w:color w:val="3B7A57"/>
+                <w:sz w:val="22"/>
+              </w:rPr>
+              <w:t>✅  Porque testamos formatos</w:t>
+            </w:r>
+          </w:p>
+          <w:p>
+            <w:pPr>
+              <w:spacing w:before="20" w:after="40" w:line="259" w:lineRule="auto"/>
+            </w:pPr>
+            <w:r>
+              <w:rPr>
+                <w:rFonts w:ascii="Calibri" w:hAnsi="Calibri" w:cs="Calibri"/>
+                <w:b w:val="0"/>
+                <w:i w:val="0"/>
+                <w:color w:val="23282B"/>
+                <w:sz w:val="21"/>
+              </w:rPr>
+              <w:t>Em vez de decidir à partida qual o melhor formato, vamos TESTAR os três em simultâneo dentro de cada campanha: uma IMAGEM (foto única), um VÍDEO (movimento, ótimo para Reels/Stories) e um CARROSSEL (vários cartões que se deslizam). Colocamos os três no mesmo conjunto de anúncios e deixamos o sistema do Meta entregar mais orçamento ao que estiver a funcionar melhor. Durante a campanha comparamos, por formato, o custo por mil impressões (CPM), a taxa de cliques (CTR) e o custo por resultado — e no relatório final dizemos qual o formato vencedor, para no futuro investir sobretudo nesse. É a forma mais inteligente de aprender com pouco dinheiro.</w:t>
+            </w:r>
+          </w:p>
+        </w:tc>
+      </w:tr>
+    </w:tbl>
+    <w:p>
+      <w:pPr>
+        <w:spacing w:after="40"/>
+      </w:pPr>
+    </w:p>
+    <w:tbl>
+      <w:tblPr>
+        <w:tblW w:type="auto" w:w="0"/>
+        <w:tblLook w:firstColumn="1" w:firstRow="1" w:lastColumn="0" w:lastRow="0" w:noHBand="0" w:noVBand="1" w:val="04A0"/>
+        <w:tblBorders>
+          <w:top w:val="none" w:sz="0"/>
+          <w:left w:val="none" w:sz="0"/>
+          <w:bottom w:val="none" w:sz="0"/>
+          <w:right w:val="none" w:sz="0"/>
+          <w:insideH w:val="none" w:sz="0"/>
+          <w:insideV w:val="none" w:sz="0"/>
+        </w:tblBorders>
+      </w:tblPr>
+      <w:tblGrid>
+        <w:gridCol w:w="10086"/>
+      </w:tblGrid>
+      <w:tr>
+        <w:tc>
+          <w:tcPr>
+            <w:tcW w:type="dxa" w:w="10086"/>
+            <w:shd w:val="clear" w:color="auto" w:fill="F3ECDF"/>
+            <w:tcMar>
+              <w:top w:w="130" w:type="dxa"/>
+              <w:bottom w:w="130" w:type="dxa"/>
+              <w:start w:w="170" w:type="dxa"/>
+              <w:end w:w="170" w:type="dxa"/>
+              <w:left w:w="170" w:type="dxa"/>
+              <w:right w:w="170" w:type="dxa"/>
+            </w:tcMar>
+            <w:tcBorders>
+              <w:start w:val="single" w:sz="14" w:space="0" w:color="C1602E"/>
+            </w:tcBorders>
+          </w:tcPr>
+          <w:p>
+            <w:pPr>
+              <w:spacing w:after="60"/>
+            </w:pPr>
+            <w:r>
+              <w:rPr>
+                <w:rFonts w:ascii="Calibri" w:hAnsi="Calibri" w:cs="Calibri"/>
+                <w:b/>
+                <w:i w:val="0"/>
+                <w:color w:val="9C4A20"/>
+                <w:sz w:val="22"/>
+              </w:rPr>
+              <w:t>📌  O que temos na Biblioteca Multimédia</w:t>
+            </w:r>
+          </w:p>
+          <w:p>
+            <w:pPr>
+              <w:spacing w:before="20" w:after="40" w:line="259" w:lineRule="auto"/>
+            </w:pPr>
+            <w:r>
+              <w:rPr>
+                <w:rFonts w:ascii="Calibri" w:hAnsi="Calibri" w:cs="Calibri"/>
+                <w:b w:val="0"/>
+                <w:i w:val="0"/>
+                <w:color w:val="23282B"/>
+                <w:sz w:val="21"/>
+              </w:rPr>
+              <w:t>Biblioteca Multimédia da conta: 57 fotografias profissionais (ficheiros 791A7678–791A7763.JPG) e 8 vídeos curtos (001.mp4 a 008.mp4, entre 15 e 30 segundos). Há, por isso, material para testar os três formatos: imagem, vídeo e carrossel. Nota: a conta está 'por regularizar', por isso não conseguimos ainda extrair automaticamente as miniaturas dos ficheiros; os nomes indicados abaixo são sugestões a confirmar visualmente no Ads Manager.</w:t>
+            </w:r>
+          </w:p>
+        </w:tc>
+      </w:tr>
+    </w:tbl>
+    <w:p>
+      <w:pPr>
+        <w:spacing w:after="40"/>
+      </w:pPr>
+    </w:p>
     <w:tbl>
       <w:tblPr>
         <w:tblW w:type="auto" w:w="0"/>
@@ -5951,7 +6110,7 @@
                 <w:color w:val="23282B"/>
                 <w:sz w:val="21"/>
               </w:rPr>
-              <w:t>1 só conjunto de anúncios para não fragmentar. Extra barato e recomendado: com 57 fotos e ZERO vídeos, criar 1 'slideshow' (o próprio Ads Manager junta várias fotos em movimento com música, de graça) como 4.º criativo — movimento costuma ter alcance mais barato que foto parada e compensa a falta de vídeo.</w:t>
+              <w:t>1 só conjunto de anúncios para não fragmentar o orçamento. Dentro dele testamos os 3 formatos (imagem, vídeo e carrossel), aproveitando as 57 fotos e os 8 vídeos (001–008.mp4) já disponíveis na Biblioteca.</w:t>
             </w:r>
           </w:p>
         </w:tc>
@@ -6489,7 +6648,7 @@
                 <w:color w:val="23282B"/>
                 <w:sz w:val="21"/>
               </w:rPr>
-              <w:t>NÃO mexer nos primeiros 5-7 dias (é a fase de aprendizagem; mexer 'reinicia' a aprendizagem). Ao 8.º-14.º dia, desligar o anúncio mais fraco.</w:t>
+              <w:t>3 anúncios com 3 FORMATOS diferentes (imagem, vídeo e carrossel) no mesmo conjunto, para testar qual rende melhor em notoriedade. O Meta tende a entregar mais orçamento ao formato vencedor. NÃO mexer nos primeiros 5-7 dias (fase de aprendizagem); ao 8.º-14.º dia, desligar o formato mais fraco.</w:t>
             </w:r>
           </w:p>
         </w:tc>
@@ -6573,7 +6732,7 @@
                 <w:color w:val="FFFFFF"/>
                 <w:sz w:val="21"/>
               </w:rPr>
-              <w:t xml:space="preserve">   ·   TDM_NOT_MAR-ESPLANADA_4x5_v1</w:t>
+              <w:t xml:space="preserve">   ·   TDM_NOT_IMG_MAR-ESPLANADA_4x5_v1</w:t>
             </w:r>
           </w:p>
         </w:tc>
@@ -6595,7 +6754,7 @@
           </w:tcPr>
           <w:p>
             <w:pPr>
-              <w:spacing w:after="40"/>
+              <w:spacing w:after="20"/>
               <w:jc w:val="center"/>
             </w:pPr>
             <w:r>
@@ -6611,6 +6770,22 @@
           </w:p>
           <w:p>
             <w:pPr>
+              <w:spacing w:after="20"/>
+              <w:jc w:val="center"/>
+            </w:pPr>
+            <w:r>
+              <w:rPr>
+                <w:rFonts w:ascii="Calibri" w:hAnsi="Calibri" w:cs="Calibri"/>
+                <w:b/>
+                <w:i w:val="0"/>
+                <w:color w:val="9C4A20"/>
+                <w:sz w:val="17"/>
+              </w:rPr>
+              <w:t>FORMATO: IMAGEM</w:t>
+            </w:r>
+          </w:p>
+          <w:p>
+            <w:pPr>
               <w:spacing w:after="0"/>
               <w:jc w:val="center"/>
             </w:pPr>
@@ -6654,7 +6829,7 @@
                 <w:color w:val="9C4A20"/>
                 <w:sz w:val="20"/>
               </w:rPr>
-              <w:t>791A7678.JPG (confirmar visualmente no Ads Manager)</w:t>
+              <w:t>791A7678.JPG (imagem) — confirmar no Ads Manager</w:t>
             </w:r>
           </w:p>
           <w:p>
@@ -6670,7 +6845,7 @@
                 <w:color w:val="23282B"/>
                 <w:sz w:val="17"/>
               </w:rPr>
-              <w:t>Imagem única</w:t>
+              <w:t>Imagem única (1 foto)</w:t>
             </w:r>
           </w:p>
           <w:p>
@@ -6686,7 +6861,7 @@
                 <w:color w:val="6B6157"/>
                 <w:sz w:val="17"/>
               </w:rPr>
-              <w:t>1080x1350 (4:5, feed) + versão 1080x1920 (9:16) para Stories/Reels</w:t>
+              <w:t>1080x1350 (4:5, feed) + 1080x1920 (9:16, Stories/Reels)</w:t>
             </w:r>
           </w:p>
         </w:tc>
@@ -6725,7 +6900,7 @@
                 <w:color w:val="23282B"/>
                 <w:sz w:val="20"/>
               </w:rPr>
-              <w:t>Fachada/esplanada com o mar ao fundo</w:t>
+              <w:t>Fachada/esplanada com o mar ao fundo (ou marisco em grande plano)</w:t>
             </w:r>
           </w:p>
           <w:p>
@@ -6750,7 +6925,7 @@
                 <w:color w:val="6B6157"/>
                 <w:sz w:val="20"/>
               </w:rPr>
-              <w:t>É o cartão de visita: mostra o cenário único de frente-mar e cria identidade de lugar. Diferencia a Tasca de qualquer concorrente sem vista.</w:t>
+              <w:t>O cenário de frente-mar é o cartão de visita e diferencia a Tasca; a foto parada é o formato mais simples e barato para dar a conhecer.</w:t>
             </w:r>
           </w:p>
           <w:p>
@@ -6790,11 +6965,7 @@
                 <w:color w:val="23282B"/>
                 <w:sz w:val="20"/>
               </w:rPr>
-              <w:t>Uma mesa com o mar da Póvoa mesmo à porta. 🌊</w:t>
-              <w:br/>
-              <w:t>Na Tasca da Maria juntamos petiscos para partilhar e peixe fresco, na marginal, com o cheirinho do Atlântico.</w:t>
-              <w:br/>
-              <w:t>Uma tasca pequena e de qualidade. Passe por cá e conheça. 🍽️</w:t>
+              <w:t>Uma mesa com o mar da Póvoa mesmo à porta. 🌊 Na Tasca da Maria juntamos petiscos para partilhar e peixe fresco, na marginal, com o cheirinho do Atlântico. Uma tasca pequena e de qualidade. Passe por cá e conheça. 🍽️</w:t>
             </w:r>
           </w:p>
           <w:p>
@@ -6869,7 +7040,7 @@
                 <w:color w:val="9C4A20"/>
                 <w:sz w:val="20"/>
               </w:rPr>
-              <w:t>Saber mais (em alternativa 'Como chegar', que abre o mapa — ótimo para quem passa)</w:t>
+              <w:t>Saber mais</w:t>
             </w:r>
           </w:p>
           <w:p>
@@ -6919,7 +7090,7 @@
                 <w:color w:val="6B6157"/>
                 <w:sz w:val="20"/>
               </w:rPr>
-              <w:t>utm_source=meta&amp;utm_medium=paid_social&amp;utm_campaign=tdm_notoriedade_2026-07 (nota: o Instagram não lê UTM; aqui a UTM serve sobretudo de hábito de organização e nomenclatura consistente)</w:t>
+              <w:t>utm_source=meta&amp;utm_medium=paid_social&amp;utm_campaign=tdm_notoriedade_2026-07&amp;utm_content=imagem</w:t>
             </w:r>
           </w:p>
         </w:tc>
@@ -6986,7 +7157,7 @@
                 <w:color w:val="FFFFFF"/>
                 <w:sz w:val="21"/>
               </w:rPr>
-              <w:t xml:space="preserve">   ·   TDM_NOT_MARISCO_4x5_v1</w:t>
+              <w:t xml:space="preserve">   ·   TDM_NOT_VID_AMBIENTE_9x16_v1</w:t>
             </w:r>
           </w:p>
         </w:tc>
@@ -7008,7 +7179,7 @@
           </w:tcPr>
           <w:p>
             <w:pPr>
-              <w:spacing w:after="40"/>
+              <w:spacing w:after="20"/>
               <w:jc w:val="center"/>
             </w:pPr>
             <w:r>
@@ -7019,7 +7190,23 @@
                 <w:color w:val="C1602E"/>
                 <w:sz w:val="52"/>
               </w:rPr>
-              <w:t>🖼</w:t>
+              <w:t>🎥</w:t>
+            </w:r>
+          </w:p>
+          <w:p>
+            <w:pPr>
+              <w:spacing w:after="20"/>
+              <w:jc w:val="center"/>
+            </w:pPr>
+            <w:r>
+              <w:rPr>
+                <w:rFonts w:ascii="Calibri" w:hAnsi="Calibri" w:cs="Calibri"/>
+                <w:b/>
+                <w:i w:val="0"/>
+                <w:color w:val="9C4A20"/>
+                <w:sz w:val="17"/>
+              </w:rPr>
+              <w:t>FORMATO: VÍDEO</w:t>
             </w:r>
           </w:p>
           <w:p>
@@ -7067,7 +7254,7 @@
                 <w:color w:val="9C4A20"/>
                 <w:sz w:val="20"/>
               </w:rPr>
-              <w:t>791A7690.JPG (confirmar visualmente)</w:t>
+              <w:t>002.mp4 (~15s) — vídeo da Biblioteca; alternativas: 003–006.mp4</w:t>
             </w:r>
           </w:p>
           <w:p>
@@ -7083,7 +7270,7 @@
                 <w:color w:val="23282B"/>
                 <w:sz w:val="17"/>
               </w:rPr>
-              <w:t>Imagem única</w:t>
+              <w:t>Vídeo (Reels/Stories)</w:t>
             </w:r>
           </w:p>
           <w:p>
@@ -7099,7 +7286,7 @@
                 <w:color w:val="6B6157"/>
                 <w:sz w:val="17"/>
               </w:rPr>
-              <w:t>1080x1350 (4:5) + 1080x1920 (9:16)</w:t>
+              <w:t>9:16 vertical (1080x1920), ~15s</w:t>
             </w:r>
           </w:p>
         </w:tc>
@@ -7138,7 +7325,7 @@
                 <w:color w:val="23282B"/>
                 <w:sz w:val="20"/>
               </w:rPr>
-              <w:t>Prato de marisco ou tamboril em grande plano</w:t>
+              <w:t>Vídeo curto do ambiente e dos pratos da Tasca (movimento)</w:t>
             </w:r>
           </w:p>
           <w:p>
@@ -7163,7 +7350,7 @@
                 <w:color w:val="6B6157"/>
                 <w:sz w:val="20"/>
               </w:rPr>
-              <w:t>O apelo ao apetite é o que mais faz parar o 'scroll'. Marisco/tamboril fresco 'vende ao olhar' e comunica a especialidade da casa.</w:t>
+              <w:t>O vídeo em movimento costuma ter alcance mais barato e prende mais o olhar no Reels/Stories — ideal para dar a conhecer.</w:t>
             </w:r>
           </w:p>
           <w:p>
@@ -7203,11 +7390,7 @@
                 <w:color w:val="23282B"/>
                 <w:sz w:val="20"/>
               </w:rPr>
-              <w:t>Peixe e marisco fresco, do mar para a mesa. 🦐</w:t>
-              <w:br/>
-              <w:t>Na Tasca da Maria o tamboril e o que o dia traz de mais fresco saboreiam-se sem pressa, frente ao mar da Póvoa.</w:t>
-              <w:br/>
-              <w:t>Pequena, honesta e cheia de sabor. Venha conhecer. 🌊</w:t>
+              <w:t>Dê um passeio pela Tasca da Maria sem sair do lugar. 🎥 Peixe e marisco fresco, petiscos para partilhar e o mar da Póvoa como cenário. Carregue no play e conheça a casa. 🌊</w:t>
             </w:r>
           </w:p>
           <w:p>
@@ -7232,7 +7415,7 @@
                 <w:color w:val="23282B"/>
                 <w:sz w:val="20"/>
               </w:rPr>
-              <w:t>Peixe e marisco fresco na Póvoa</w:t>
+              <w:t>Veja a Tasca da Maria em movimento</w:t>
             </w:r>
           </w:p>
           <w:p>
@@ -7257,7 +7440,7 @@
                 <w:color w:val="23282B"/>
                 <w:sz w:val="20"/>
               </w:rPr>
-              <w:t>Tasca de frente-mar, 4,5/5 no TripAdvisor.</w:t>
+              <w:t>Frente-mar na Póvoa · 4,5/5 no TripAdvisor.</w:t>
             </w:r>
           </w:p>
           <w:p>
@@ -7332,7 +7515,7 @@
                 <w:color w:val="6B6157"/>
                 <w:sz w:val="20"/>
               </w:rPr>
-              <w:t>utm_source=meta&amp;utm_medium=paid_social&amp;utm_campaign=tdm_notoriedade_2026-07</w:t>
+              <w:t>utm_source=meta&amp;utm_medium=paid_social&amp;utm_campaign=tdm_notoriedade_2026-07&amp;utm_content=video</w:t>
             </w:r>
           </w:p>
         </w:tc>
@@ -7399,7 +7582,7 @@
                 <w:color w:val="FFFFFF"/>
                 <w:sz w:val="21"/>
               </w:rPr>
-              <w:t xml:space="preserve">   ·   TDM_NOT_PETISCOS_4x5_v1</w:t>
+              <w:t xml:space="preserve">   ·   TDM_NOT_CAR_PRATOS_1x1_v1</w:t>
             </w:r>
           </w:p>
         </w:tc>
@@ -7421,7 +7604,7 @@
           </w:tcPr>
           <w:p>
             <w:pPr>
-              <w:spacing w:after="40"/>
+              <w:spacing w:after="20"/>
               <w:jc w:val="center"/>
             </w:pPr>
             <w:r>
@@ -7432,7 +7615,23 @@
                 <w:color w:val="C1602E"/>
                 <w:sz w:val="52"/>
               </w:rPr>
-              <w:t>🖼</w:t>
+              <w:t>🗂</w:t>
+            </w:r>
+          </w:p>
+          <w:p>
+            <w:pPr>
+              <w:spacing w:after="20"/>
+              <w:jc w:val="center"/>
+            </w:pPr>
+            <w:r>
+              <w:rPr>
+                <w:rFonts w:ascii="Calibri" w:hAnsi="Calibri" w:cs="Calibri"/>
+                <w:b/>
+                <w:i w:val="0"/>
+                <w:color w:val="9C4A20"/>
+                <w:sz w:val="17"/>
+              </w:rPr>
+              <w:t>FORMATO: CARROSSEL</w:t>
             </w:r>
           </w:p>
           <w:p>
@@ -7480,7 +7679,7 @@
                 <w:color w:val="9C4A20"/>
                 <w:sz w:val="20"/>
               </w:rPr>
-              <w:t>791A7705.JPG (confirmar visualmente)</w:t>
+              <w:t>791A7690, 791A7705, 791A7720, 791A7748 (.JPG) — confirmar</w:t>
             </w:r>
           </w:p>
           <w:p>
@@ -7496,7 +7695,7 @@
                 <w:color w:val="23282B"/>
                 <w:sz w:val="17"/>
               </w:rPr>
-              <w:t>Imagem única</w:t>
+              <w:t>Carrossel (vários cartões que se deslizam)</w:t>
             </w:r>
           </w:p>
           <w:p>
@@ -7512,7 +7711,7 @@
                 <w:color w:val="6B6157"/>
                 <w:sz w:val="17"/>
               </w:rPr>
-              <w:t>1080x1350 (4:5) + 1080x1920 (9:16)</w:t>
+              <w:t>1080x1080 (1:1) por cartão, 3–4 cartões</w:t>
             </w:r>
           </w:p>
         </w:tc>
@@ -7551,7 +7750,7 @@
                 <w:color w:val="23282B"/>
                 <w:sz w:val="20"/>
               </w:rPr>
-              <w:t>Mesa de petiscos para partilhar / ambiente interior acolhedor</w:t>
+              <w:t>Vários pratos e ambiente, um por cartão</w:t>
             </w:r>
           </w:p>
           <w:p>
@@ -7576,7 +7775,7 @@
                 <w:color w:val="6B6157"/>
                 <w:sz w:val="20"/>
               </w:rPr>
-              <w:t>Comunica o conceito de partilha e convívio e o ambiente intimista da sala pequena — a experiência, não só o prato.</w:t>
+              <w:t>O carrossel mostra a variedade da casa e aproveita bem as 57 fotos; deslizar convida à interação.</w:t>
             </w:r>
           </w:p>
           <w:p>
@@ -7616,11 +7815,7 @@
                 <w:color w:val="23282B"/>
                 <w:sz w:val="20"/>
               </w:rPr>
-              <w:t>Uma mesa, bons petiscos e gente para partilhar. 🍤</w:t>
-              <w:br/>
-              <w:t>Na Tasca da Maria, na marginal da Póvoa, juntamos sabores portugueses para provar aos poucos — do peixe fresco à alheira.</w:t>
-              <w:br/>
-              <w:t>Ambiente acolhedor e tasca pequena. Espreite e conheça. ❤️</w:t>
+              <w:t>Do marisco fresco à alheira, passando pelos petiscos para partilhar. 😋 Deslize e conheça alguns dos sabores da Tasca da Maria, na marginal da Póvoa. Pequena, honesta e cheia de sabor.</w:t>
             </w:r>
           </w:p>
           <w:p>
@@ -7645,7 +7840,7 @@
                 <w:color w:val="23282B"/>
                 <w:sz w:val="20"/>
               </w:rPr>
-              <w:t>Petiscos para partilhar na Póvoa</w:t>
+              <w:t>Deslize e conheça a Tasca</w:t>
             </w:r>
           </w:p>
           <w:p>
@@ -7745,7 +7940,7 @@
                 <w:color w:val="6B6157"/>
                 <w:sz w:val="20"/>
               </w:rPr>
-              <w:t>utm_source=meta&amp;utm_medium=paid_social&amp;utm_campaign=tdm_notoriedade_2026-07</w:t>
+              <w:t>utm_source=meta&amp;utm_medium=paid_social&amp;utm_campaign=tdm_notoriedade_2026-07&amp;utm_content=carrossel</w:t>
             </w:r>
           </w:p>
         </w:tc>
@@ -8690,7 +8885,7 @@
                 <w:color w:val="23282B"/>
                 <w:sz w:val="21"/>
               </w:rPr>
-              <w:t>NÃO mexer nos primeiros 5-7 dias. Revisões ao 7.º, 15.º, 22.º e 30.º dia. Registar à mão todas as reservas com 'como nos conheceu?'.</w:t>
+              <w:t>3 anúncios com 3 FORMATOS diferentes (imagem, vídeo e carrossel), todos com o botão 'Enviar mensagem' para o WhatsApp, para ver qual formato gera contactos mais baratos. NÃO mexer nos primeiros 5-7 dias. Requisitos antes de publicar: criar WhatsApp Business no 913 367 446, ligá-lo à Página, mensagem de saudação automática e alguém a responder em minutos.</w:t>
             </w:r>
           </w:p>
         </w:tc>
@@ -8774,7 +8969,7 @@
                 <w:color w:val="FFFFFF"/>
                 <w:sz w:val="21"/>
               </w:rPr>
-              <w:t xml:space="preserve">   ·   TDM_CON_CARROSSEL-PRATOS_1x1_v1</w:t>
+              <w:t xml:space="preserve">   ·   TDM_CON_IMG_BACALHAU_4x5_v1</w:t>
             </w:r>
           </w:p>
         </w:tc>
@@ -8796,7 +8991,7 @@
           </w:tcPr>
           <w:p>
             <w:pPr>
-              <w:spacing w:after="40"/>
+              <w:spacing w:after="20"/>
               <w:jc w:val="center"/>
             </w:pPr>
             <w:r>
@@ -8812,6 +9007,22 @@
           </w:p>
           <w:p>
             <w:pPr>
+              <w:spacing w:after="20"/>
+              <w:jc w:val="center"/>
+            </w:pPr>
+            <w:r>
+              <w:rPr>
+                <w:rFonts w:ascii="Calibri" w:hAnsi="Calibri" w:cs="Calibri"/>
+                <w:b/>
+                <w:i w:val="0"/>
+                <w:color w:val="9C4A20"/>
+                <w:sz w:val="17"/>
+              </w:rPr>
+              <w:t>FORMATO: IMAGEM</w:t>
+            </w:r>
+          </w:p>
+          <w:p>
+            <w:pPr>
               <w:spacing w:after="0"/>
               <w:jc w:val="center"/>
             </w:pPr>
@@ -8855,7 +9066,7 @@
                 <w:color w:val="9C4A20"/>
                 <w:sz w:val="20"/>
               </w:rPr>
-              <w:t>791A7690.JPG (+ 791A7720.JPG, 791A7733.JPG, 791A7748.JPG) — confirmar visualmente</w:t>
+              <w:t>791A7728.JPG — confirmar no Ads Manager</w:t>
             </w:r>
           </w:p>
           <w:p>
@@ -8871,7 +9082,7 @@
                 <w:color w:val="23282B"/>
                 <w:sz w:val="17"/>
               </w:rPr>
-              <w:t>Carrossel (vários cartões que se deslizam)</w:t>
+              <w:t>Imagem única (1 foto)</w:t>
             </w:r>
           </w:p>
           <w:p>
@@ -8887,7 +9098,7 @@
                 <w:color w:val="6B6157"/>
                 <w:sz w:val="17"/>
               </w:rPr>
-              <w:t>1080x1080 (1:1) por cartão, 4 cartões</w:t>
+              <w:t>1080x1350 (4:5) + 1080x1920 (9:16)</w:t>
             </w:r>
           </w:p>
         </w:tc>
@@ -8926,7 +9137,7 @@
                 <w:color w:val="23282B"/>
                 <w:sz w:val="20"/>
               </w:rPr>
-              <w:t>Vários pratos (marisco, bacalhau, alheira, sobremesa) — 'provar com os olhos'</w:t>
+              <w:t>Bacalhau ou tamboril (prato-âncora) em grande plano apetitoso</w:t>
             </w:r>
           </w:p>
           <w:p>
@@ -8951,7 +9162,7 @@
                 <w:color w:val="6B6157"/>
                 <w:sz w:val="20"/>
               </w:rPr>
-              <w:t>O carrossel mostra a VARIEDADE da cozinha e aproveita bem as 57 fotos; deixar 'passar' pratos convida ao clique e à conversa.</w:t>
+              <w:t>Prato-âncora reconhecível que gera desejo imediato e empurra para o botão 'Enviar mensagem'.</w:t>
             </w:r>
           </w:p>
           <w:p>
@@ -8991,11 +9202,7 @@
                 <w:color w:val="23282B"/>
                 <w:sz w:val="20"/>
               </w:rPr>
-              <w:t>Do marisco ao bacalhau, passando pela alheira e pela sobremesa. 😋</w:t>
-              <w:br/>
-              <w:t>Na Tasca da Maria (frente-mar da Póvoa) é tudo fresco e para partilhar.</w:t>
-              <w:br/>
-              <w:t>A sala é pequena, por isso é melhor reservar. Fale connosco pelo WhatsApp e garanta a sua mesa. 📲</w:t>
+              <w:t>Bacalhau e tamboril como devem ser: frescos, bem temperados e sem pressa. 🐟 Na Tasca da Maria, na marginal da Póvoa, a qualidade vem sempre primeiro. Sala pequena — reserve já pelo WhatsApp. 📲</w:t>
             </w:r>
           </w:p>
           <w:p>
@@ -9020,7 +9227,7 @@
                 <w:color w:val="23282B"/>
                 <w:sz w:val="20"/>
               </w:rPr>
-              <w:t>Reserve a sua mesa pelo WhatsApp</w:t>
+              <w:t>Bacalhau e tamboril fresquinhos</w:t>
             </w:r>
           </w:p>
           <w:p>
@@ -9045,7 +9252,7 @@
                 <w:color w:val="23282B"/>
                 <w:sz w:val="20"/>
               </w:rPr>
-              <w:t>Peixe, marisco e petiscos frescos na Póvoa.</w:t>
+              <w:t>Reserve a mesa pelo WhatsApp. Sala pequena.</w:t>
             </w:r>
           </w:p>
           <w:p>
@@ -9120,7 +9327,7 @@
                 <w:color w:val="6B6157"/>
                 <w:sz w:val="20"/>
               </w:rPr>
-              <w:t>utm_source=meta&amp;utm_medium=paid_social&amp;utm_campaign=tdm_contactos_2026-07 (nota: o link wa.me não usa a UTM; fica só como hábito de nomenclatura consistente)</w:t>
+              <w:t>utm_source=meta&amp;utm_medium=paid_social&amp;utm_campaign=tdm_contactos_2026-07&amp;utm_content=imagem</w:t>
             </w:r>
           </w:p>
         </w:tc>
@@ -9187,7 +9394,7 @@
                 <w:color w:val="FFFFFF"/>
                 <w:sz w:val="21"/>
               </w:rPr>
-              <w:t xml:space="preserve">   ·   TDM_CON_BACALHAU_4x5_v1</w:t>
+              <w:t xml:space="preserve">   ·   TDM_CON_VID_PRATOS_9x16_v1</w:t>
             </w:r>
           </w:p>
         </w:tc>
@@ -9209,7 +9416,7 @@
           </w:tcPr>
           <w:p>
             <w:pPr>
-              <w:spacing w:after="40"/>
+              <w:spacing w:after="20"/>
               <w:jc w:val="center"/>
             </w:pPr>
             <w:r>
@@ -9220,7 +9427,23 @@
                 <w:color w:val="C1602E"/>
                 <w:sz w:val="52"/>
               </w:rPr>
-              <w:t>🖼</w:t>
+              <w:t>🎥</w:t>
+            </w:r>
+          </w:p>
+          <w:p>
+            <w:pPr>
+              <w:spacing w:after="20"/>
+              <w:jc w:val="center"/>
+            </w:pPr>
+            <w:r>
+              <w:rPr>
+                <w:rFonts w:ascii="Calibri" w:hAnsi="Calibri" w:cs="Calibri"/>
+                <w:b/>
+                <w:i w:val="0"/>
+                <w:color w:val="9C4A20"/>
+                <w:sz w:val="17"/>
+              </w:rPr>
+              <w:t>FORMATO: VÍDEO</w:t>
             </w:r>
           </w:p>
           <w:p>
@@ -9268,7 +9491,7 @@
                 <w:color w:val="9C4A20"/>
                 <w:sz w:val="20"/>
               </w:rPr>
-              <w:t>791A7728.JPG (confirmar visualmente)</w:t>
+              <w:t>007.mp4 (~30s) — vídeo da Biblioteca; alternativas: 003.mp4, 005.mp4</w:t>
             </w:r>
           </w:p>
           <w:p>
@@ -9284,7 +9507,7 @@
                 <w:color w:val="23282B"/>
                 <w:sz w:val="17"/>
               </w:rPr>
-              <w:t>Imagem única</w:t>
+              <w:t>Vídeo (Reels/Stories + feed)</w:t>
             </w:r>
           </w:p>
           <w:p>
@@ -9300,7 +9523,7 @@
                 <w:color w:val="6B6157"/>
                 <w:sz w:val="17"/>
               </w:rPr>
-              <w:t>1080x1350 (4:5) + 1080x1920 (9:16)</w:t>
+              <w:t>9:16 (1080x1920) + 4:5 feed, ~17–30s</w:t>
             </w:r>
           </w:p>
         </w:tc>
@@ -9339,7 +9562,7 @@
                 <w:color w:val="23282B"/>
                 <w:sz w:val="20"/>
               </w:rPr>
-              <w:t>Pormenor de bacalhau ou tamboril (prato-âncora), grande plano apetitoso</w:t>
+              <w:t>Vídeo apetitoso de pratos a serem servidos / ambiente da casa</w:t>
             </w:r>
           </w:p>
           <w:p>
@@ -9364,7 +9587,7 @@
                 <w:color w:val="6B6157"/>
                 <w:sz w:val="20"/>
               </w:rPr>
-              <w:t>Prato-âncora reconhecível que gera desejo imediato e empurra para o 'Enviar mensagem' e reserva.</w:t>
+              <w:t>Ver a comida em movimento aumenta o apetite e a vontade de reservar; bom para transformar atenção em contacto.</w:t>
             </w:r>
           </w:p>
           <w:p>
@@ -9404,11 +9627,7 @@
                 <w:color w:val="23282B"/>
                 <w:sz w:val="20"/>
               </w:rPr>
-              <w:t>Bacalhau e tamboril como devem ser: frescos, bem temperados e sem pressa. 🐟</w:t>
-              <w:br/>
-              <w:t>Na Tasca da Maria, na marginal da Póvoa, a qualidade vem sempre primeiro.</w:t>
-              <w:br/>
-              <w:t>Sala pequena — reserve já pelo WhatsApp. É rápido e falamos consigo. 📲</w:t>
+              <w:t>É ver e ficar com água na boca. 🎥 Peixe e marisco fresco, petiscos e aquele carinho de casa, na frente-mar da Póvoa. A sala é pequena — fale connosco pelo WhatsApp e garanta a sua mesa. 📲</w:t>
             </w:r>
           </w:p>
           <w:p>
@@ -9433,7 +9652,7 @@
                 <w:color w:val="23282B"/>
                 <w:sz w:val="20"/>
               </w:rPr>
-              <w:t>Bacalhau e tamboril fresquinhos</w:t>
+              <w:t>Reserve a sua mesa pelo WhatsApp</w:t>
             </w:r>
           </w:p>
           <w:p>
@@ -9458,7 +9677,7 @@
                 <w:color w:val="23282B"/>
                 <w:sz w:val="20"/>
               </w:rPr>
-              <w:t>Reserve a mesa pelo WhatsApp. Sala pequena.</w:t>
+              <w:t>Peixe, marisco e petiscos frescos na Póvoa.</w:t>
             </w:r>
           </w:p>
           <w:p>
@@ -9533,7 +9752,7 @@
                 <w:color w:val="6B6157"/>
                 <w:sz w:val="20"/>
               </w:rPr>
-              <w:t>utm_source=meta&amp;utm_medium=paid_social&amp;utm_campaign=tdm_contactos_2026-07</w:t>
+              <w:t>utm_source=meta&amp;utm_medium=paid_social&amp;utm_campaign=tdm_contactos_2026-07&amp;utm_content=video</w:t>
             </w:r>
           </w:p>
         </w:tc>
@@ -9600,7 +9819,7 @@
                 <w:color w:val="FFFFFF"/>
                 <w:sz w:val="21"/>
               </w:rPr>
-              <w:t xml:space="preserve">   ·   TDM_CON_CHEF-AMBIENTE_4x5_v1</w:t>
+              <w:t xml:space="preserve">   ·   TDM_CON_CAR_MENU_1x1_v1</w:t>
             </w:r>
           </w:p>
         </w:tc>
@@ -9622,7 +9841,7 @@
           </w:tcPr>
           <w:p>
             <w:pPr>
-              <w:spacing w:after="40"/>
+              <w:spacing w:after="20"/>
               <w:jc w:val="center"/>
             </w:pPr>
             <w:r>
@@ -9633,7 +9852,23 @@
                 <w:color w:val="C1602E"/>
                 <w:sz w:val="52"/>
               </w:rPr>
-              <w:t>🖼</w:t>
+              <w:t>🗂</w:t>
+            </w:r>
+          </w:p>
+          <w:p>
+            <w:pPr>
+              <w:spacing w:after="20"/>
+              <w:jc w:val="center"/>
+            </w:pPr>
+            <w:r>
+              <w:rPr>
+                <w:rFonts w:ascii="Calibri" w:hAnsi="Calibri" w:cs="Calibri"/>
+                <w:b/>
+                <w:i w:val="0"/>
+                <w:color w:val="9C4A20"/>
+                <w:sz w:val="17"/>
+              </w:rPr>
+              <w:t>FORMATO: CARROSSEL</w:t>
             </w:r>
           </w:p>
           <w:p>
@@ -9681,7 +9916,7 @@
                 <w:color w:val="9C4A20"/>
                 <w:sz w:val="20"/>
               </w:rPr>
-              <w:t>791A7756.JPG (confirmar visualmente)</w:t>
+              <w:t>791A7690, 791A7720, 791A7733, 791A7748 (.JPG) — confirmar</w:t>
             </w:r>
           </w:p>
           <w:p>
@@ -9697,7 +9932,7 @@
                 <w:color w:val="23282B"/>
                 <w:sz w:val="17"/>
               </w:rPr>
-              <w:t>Imagem única</w:t>
+              <w:t>Carrossel (4 cartões)</w:t>
             </w:r>
           </w:p>
           <w:p>
@@ -9713,7 +9948,7 @@
                 <w:color w:val="6B6157"/>
                 <w:sz w:val="17"/>
               </w:rPr>
-              <w:t>1080x1350 (4:5) + 1080x1920 (9:16)</w:t>
+              <w:t>1080x1080 (1:1), 4 cartões</w:t>
             </w:r>
           </w:p>
         </w:tc>
@@ -9752,7 +9987,7 @@
                 <w:color w:val="23282B"/>
                 <w:sz w:val="20"/>
               </w:rPr>
-              <w:t>Chef Vasco / equipa ou interior acolhedor (humaniza e gera confiança)</w:t>
+              <w:t>Marisco, bacalhau, alheira e sobremesa — um por cartão</w:t>
             </w:r>
           </w:p>
           <w:p>
@@ -9777,7 +10012,7 @@
                 <w:color w:val="6B6157"/>
                 <w:sz w:val="20"/>
               </w:rPr>
-              <w:t>Pôr uma cara humana e mostrar a sala pequena e acolhedora cria confiança e reforça o 'sala pequena, reserve já'. Boa foto para refrescar (v2) a meio do mês se houver fadiga.</w:t>
+              <w:t>Mostra a variedade e deixa a pessoa 'provar com os olhos' antes de escrever.</w:t>
             </w:r>
           </w:p>
           <w:p>
@@ -9817,11 +10052,7 @@
                 <w:color w:val="23282B"/>
                 <w:sz w:val="20"/>
               </w:rPr>
-              <w:t>Há 9 anos a cozinhar com alma na frente-mar da Póvoa. 👨‍🍳</w:t>
-              <w:br/>
-              <w:t>O Chef Vasco e a equipa recebem-no numa tasca pequena e acolhedora, com peixe fresco, petiscos e aquele carinho de casa.</w:t>
-              <w:br/>
-              <w:t>Reserve pelo WhatsApp ou ligue 913 367 446. Contamos consigo! ❤️</w:t>
+              <w:t>Do marisco ao bacalhau, passando pela alheira e pela sobremesa. 😋 Na Tasca da Maria (frente-mar da Póvoa) é tudo fresco e para partilhar. A sala é pequena, por isso é melhor reservar. Fale connosco pelo WhatsApp. 📲</w:t>
             </w:r>
           </w:p>
           <w:p>
@@ -9846,7 +10077,7 @@
                 <w:color w:val="23282B"/>
                 <w:sz w:val="20"/>
               </w:rPr>
-              <w:t>Tasca da Maria — reserve a sua mesa</w:t>
+              <w:t>Reserve a sua mesa pelo WhatsApp</w:t>
             </w:r>
           </w:p>
           <w:p>
@@ -9871,7 +10102,7 @@
                 <w:color w:val="23282B"/>
                 <w:sz w:val="20"/>
               </w:rPr>
-              <w:t>Cozinha portuguesa honesta, 4,5/5 no TripAdvisor.</w:t>
+              <w:t>Peixe, marisco e petiscos frescos na Póvoa.</w:t>
             </w:r>
           </w:p>
           <w:p>
@@ -9896,7 +10127,7 @@
                 <w:color w:val="9C4A20"/>
                 <w:sz w:val="20"/>
               </w:rPr>
-              <w:t>Enviar mensagem (para público mais velho que prefere telefone, o número vai no texto; em alternativa pode testar-se uma variante com botão 'Ligar')</w:t>
+              <w:t>Enviar mensagem</w:t>
             </w:r>
           </w:p>
           <w:p>
@@ -9946,7 +10177,7 @@
                 <w:color w:val="6B6157"/>
                 <w:sz w:val="20"/>
               </w:rPr>
-              <w:t>utm_source=meta&amp;utm_medium=paid_social&amp;utm_campaign=tdm_contactos_2026-07</w:t>
+              <w:t>utm_source=meta&amp;utm_medium=paid_social&amp;utm_campaign=tdm_contactos_2026-07&amp;utm_content=carrossel</w:t>
             </w:r>
           </w:p>
         </w:tc>
@@ -14902,7 +15133,7 @@
           <w:color w:val="23282B"/>
           <w:sz w:val="21"/>
         </w:rPr>
-        <w:t>Cortar a Notoriedade para ~30% (150€) e reforçar Contactos para ~70% (350€). O cliente decide pelos resultados palpáveis (contactos), não pelo alcance. Se o cliente exigir notoriedade, no máximo manter 40/60 — nunca mais.</w:t>
+        <w:t>Orçamento 40/60 CONFIRMADO pelo cliente. Se, a meio do mês, quiser priorizar ainda mais os contactos, pode reforçar para 30/70 (mais dinheiro nos contactos) — é um ajuste opcional, não obrigatório.</w:t>
       </w:r>
     </w:p>
     <w:p>
@@ -15544,32 +15775,6 @@
           <w:sz w:val="21"/>
         </w:rPr>
         <w:t>Conta de Meta Ads 'por regularizar': até acertar o pagamento não se pode publicar, o que atrasa o arranque e reduz os dias úteis de campanha dentro do mês.</w:t>
-      </w:r>
-    </w:p>
-    <w:p>
-      <w:pPr>
-        <w:spacing w:before="0" w:after="80" w:lineRule="auto" w:line="259"/>
-        <w:ind w:left="227"/>
-      </w:pPr>
-      <w:r>
-        <w:rPr>
-          <w:rFonts w:ascii="Calibri" w:hAnsi="Calibri" w:cs="Calibri"/>
-          <w:b/>
-          <w:i w:val="0"/>
-          <w:color w:val="C1602E"/>
-          <w:sz w:val="21"/>
-        </w:rPr>
-        <w:t xml:space="preserve">•  </w:t>
-      </w:r>
-      <w:r>
-        <w:rPr>
-          <w:rFonts w:ascii="Calibri" w:hAnsi="Calibri" w:cs="Calibri"/>
-          <w:b w:val="0"/>
-          <w:i w:val="0"/>
-          <w:color w:val="23282B"/>
-          <w:sz w:val="21"/>
-        </w:rPr>
-        <w:t>Sem vídeos: limita o desempenho em posicionamentos de vídeo (onde o anúncio aparece), como os Reels, que costumam render bem e barato.</w:t>
       </w:r>
     </w:p>
     <w:p>

--- a/Tasca da Maria Meta Ads Strategy/Tasca da Maria | Proposta de Estratégia Meta Ads.docx
+++ b/Tasca da Maria Meta Ads Strategy/Tasca da Maria | Proposta de Estratégia Meta Ads.docx
@@ -25,7 +25,7 @@
     </w:p>
     <w:p>
       <w:pPr>
-        <w:spacing w:before="40" w:after="280" w:lineRule="auto" w:line="269"/>
+        <w:spacing w:before="40" w:after="160" w:lineRule="auto" w:line="269"/>
         <w:jc w:val="center"/>
       </w:pPr>
       <w:r>
@@ -37,6 +37,46 @@
           <w:sz w:val="20"/>
         </w:rPr>
         <w:t>Póvoa de Varzim  ·  Norte de Portugal</w:t>
+      </w:r>
+    </w:p>
+    <w:p>
+      <w:pPr>
+        <w:spacing w:after="200"/>
+        <w:jc w:val="center"/>
+      </w:pPr>
+      <w:r>
+        <w:drawing>
+          <wp:inline xmlns:a="http://schemas.openxmlformats.org/drawingml/2006/main" xmlns:pic="http://schemas.openxmlformats.org/drawingml/2006/picture">
+            <wp:extent cx="6120000" cy="2370480"/>
+            <wp:docPr id="1" name="Picture 1"/>
+            <wp:cNvGraphicFramePr>
+              <a:graphicFrameLocks noChangeAspect="1"/>
+            </wp:cNvGraphicFramePr>
+            <a:graphic>
+              <a:graphicData uri="http://schemas.openxmlformats.org/drawingml/2006/picture">
+                <pic:pic>
+                  <pic:nvPicPr>
+                    <pic:cNvPr id="0" name="cover_banner.jpg"/>
+                    <pic:cNvPicPr/>
+                  </pic:nvPicPr>
+                  <pic:blipFill>
+                    <a:blip r:embed="rId9"/>
+                    <a:stretch>
+                      <a:fillRect/>
+                    </a:stretch>
+                  </pic:blipFill>
+                  <pic:spPr>
+                    <a:xfrm>
+                      <a:off x="0" y="0"/>
+                      <a:ext cx="6120000" cy="2370480"/>
+                    </a:xfrm>
+                    <a:prstGeom prst="rect"/>
+                  </pic:spPr>
+                </pic:pic>
+              </a:graphicData>
+            </a:graphic>
+          </wp:inline>
+        </w:drawing>
       </w:r>
     </w:p>
     <w:tbl>
@@ -5703,7 +5743,7 @@
                 <w:color w:val="23282B"/>
                 <w:sz w:val="21"/>
               </w:rPr>
-              <w:t>Biblioteca Multimédia da conta: 57 fotografias profissionais (ficheiros 791A7678–791A7763.JPG) e 8 vídeos curtos (001.mp4 a 008.mp4, entre 15 e 30 segundos). Há, por isso, material para testar os três formatos: imagem, vídeo e carrossel. Nota: a conta está 'por regularizar', por isso não conseguimos ainda extrair automaticamente as miniaturas dos ficheiros; os nomes indicados abaixo são sugestões a confirmar visualmente no Ads Manager.</w:t>
+              <w:t>Biblioteca Multimédia da conta: 57 fotografias profissionais e 8 vídeos curtos (001–008.mp4, 15–30s) — material para testar imagem, vídeo e carrossel. As miniaturas reais das fotos escolhidas já estão incluídas neste documento; os anúncios de vídeo usam ficheiros da Biblioteca (ex.: 002.mp4, 007.mp4), cujo fotograma de capa é selecionado no Ads Manager.</w:t>
             </w:r>
           </w:p>
         </w:tc>
@@ -6754,23 +6794,63 @@
           </w:tcPr>
           <w:p>
             <w:pPr>
+              <w:spacing w:after="40"/>
+              <w:jc w:val="center"/>
+            </w:pPr>
+            <w:r>
+              <w:drawing>
+                <wp:inline xmlns:a="http://schemas.openxmlformats.org/drawingml/2006/main" xmlns:pic="http://schemas.openxmlformats.org/drawingml/2006/picture">
+                  <wp:extent cx="1620000" cy="2025000"/>
+                  <wp:docPr id="2" name="Picture 2"/>
+                  <wp:cNvGraphicFramePr>
+                    <a:graphicFrameLocks noChangeAspect="1"/>
+                  </wp:cNvGraphicFramePr>
+                  <a:graphic>
+                    <a:graphicData uri="http://schemas.openxmlformats.org/drawingml/2006/picture">
+                      <pic:pic>
+                        <pic:nvPicPr>
+                          <pic:cNvPr id="0" name="thumb_2.jpg"/>
+                          <pic:cNvPicPr/>
+                        </pic:nvPicPr>
+                        <pic:blipFill>
+                          <a:blip r:embed="rId10"/>
+                          <a:stretch>
+                            <a:fillRect/>
+                          </a:stretch>
+                        </pic:blipFill>
+                        <pic:spPr>
+                          <a:xfrm>
+                            <a:off x="0" y="0"/>
+                            <a:ext cx="1620000" cy="2025000"/>
+                          </a:xfrm>
+                          <a:prstGeom prst="rect"/>
+                        </pic:spPr>
+                      </pic:pic>
+                    </a:graphicData>
+                  </a:graphic>
+                </wp:inline>
+              </w:drawing>
+            </w:r>
+          </w:p>
+          <w:p>
+            <w:pPr>
               <w:spacing w:after="20"/>
               <w:jc w:val="center"/>
             </w:pPr>
             <w:r>
               <w:rPr>
                 <w:rFonts w:ascii="Calibri" w:hAnsi="Calibri" w:cs="Calibri"/>
-                <w:b w:val="0"/>
-                <w:i w:val="0"/>
-                <w:color w:val="C1602E"/>
-                <w:sz w:val="52"/>
-              </w:rPr>
-              <w:t>🖼</w:t>
-            </w:r>
-          </w:p>
-          <w:p>
-            <w:pPr>
-              <w:spacing w:after="20"/>
+                <w:b/>
+                <w:i w:val="0"/>
+                <w:color w:val="9C4A20"/>
+                <w:sz w:val="17"/>
+              </w:rPr>
+              <w:t>FORMATO: IMAGEM</w:t>
+            </w:r>
+          </w:p>
+          <w:p>
+            <w:pPr>
+              <w:spacing w:before="60" w:after="0"/>
               <w:jc w:val="center"/>
             </w:pPr>
             <w:r>
@@ -6778,15 +6858,15 @@
                 <w:rFonts w:ascii="Calibri" w:hAnsi="Calibri" w:cs="Calibri"/>
                 <w:b/>
                 <w:i w:val="0"/>
-                <w:color w:val="9C4A20"/>
+                <w:color w:val="0A3A46"/>
                 <w:sz w:val="17"/>
               </w:rPr>
-              <w:t>FORMATO: IMAGEM</w:t>
-            </w:r>
-          </w:p>
-          <w:p>
-            <w:pPr>
-              <w:spacing w:after="0"/>
+              <w:t>Ficheiro:</w:t>
+            </w:r>
+          </w:p>
+          <w:p>
+            <w:pPr>
+              <w:spacing w:after="60"/>
               <w:jc w:val="center"/>
             </w:pPr>
             <w:r>
@@ -6794,42 +6874,10 @@
                 <w:rFonts w:ascii="Calibri" w:hAnsi="Calibri" w:cs="Calibri"/>
                 <w:b/>
                 <w:i w:val="0"/>
-                <w:color w:val="6B6157"/>
-                <w:sz w:val="16"/>
-              </w:rPr>
-              <w:t>MINIATURA (inserir)</w:t>
-            </w:r>
-          </w:p>
-          <w:p>
-            <w:pPr>
-              <w:spacing w:before="80" w:after="0"/>
-              <w:jc w:val="center"/>
-            </w:pPr>
-            <w:r>
-              <w:rPr>
-                <w:rFonts w:ascii="Calibri" w:hAnsi="Calibri" w:cs="Calibri"/>
-                <w:b/>
-                <w:i w:val="0"/>
-                <w:color w:val="0A3A46"/>
-                <w:sz w:val="17"/>
-              </w:rPr>
-              <w:t>Ficheiro da Biblioteca:</w:t>
-            </w:r>
-          </w:p>
-          <w:p>
-            <w:pPr>
-              <w:spacing w:after="60"/>
-              <w:jc w:val="center"/>
-            </w:pPr>
-            <w:r>
-              <w:rPr>
-                <w:rFonts w:ascii="Calibri" w:hAnsi="Calibri" w:cs="Calibri"/>
-                <w:b/>
-                <w:i w:val="0"/>
                 <w:color w:val="9C4A20"/>
-                <w:sz w:val="20"/>
-              </w:rPr>
-              <w:t>791A7678.JPG (imagem) — confirmar no Ads Manager</w:t>
+                <w:sz w:val="18"/>
+              </w:rPr>
+              <w:t>Foto da mesa (Biblioteca) — a confirmar no Ads Manager</w:t>
             </w:r>
           </w:p>
           <w:p>
@@ -6900,7 +6948,7 @@
                 <w:color w:val="23282B"/>
                 <w:sz w:val="20"/>
               </w:rPr>
-              <w:t>Fachada/esplanada com o mar ao fundo (ou marisco em grande plano)</w:t>
+              <w:t>Mesa posta com a loiça da casa e guardanapo bordado 'Tasca Maria'</w:t>
             </w:r>
           </w:p>
           <w:p>
@@ -6925,7 +6973,7 @@
                 <w:color w:val="6B6157"/>
                 <w:sz w:val="20"/>
               </w:rPr>
-              <w:t>O cenário de frente-mar é o cartão de visita e diferencia a Tasca; a foto parada é o formato mais simples e barato para dar a conhecer.</w:t>
+              <w:t>Detalhe de marca acolhedor, que transmite cuidado e qualidade — um bom cartão de visita.</w:t>
             </w:r>
           </w:p>
           <w:p>
@@ -7179,18 +7227,34 @@
           </w:tcPr>
           <w:p>
             <w:pPr>
+              <w:spacing w:after="40"/>
+              <w:jc w:val="center"/>
+            </w:pPr>
+            <w:r>
+              <w:rPr>
+                <w:rFonts w:ascii="Calibri" w:hAnsi="Calibri" w:cs="Calibri"/>
+                <w:b w:val="0"/>
+                <w:i w:val="0"/>
+                <w:color w:val="C1602E"/>
+                <w:sz w:val="52"/>
+              </w:rPr>
+              <w:t>🎥</w:t>
+            </w:r>
+          </w:p>
+          <w:p>
+            <w:pPr>
               <w:spacing w:after="20"/>
               <w:jc w:val="center"/>
             </w:pPr>
             <w:r>
               <w:rPr>
                 <w:rFonts w:ascii="Calibri" w:hAnsi="Calibri" w:cs="Calibri"/>
-                <w:b w:val="0"/>
-                <w:i w:val="0"/>
-                <w:color w:val="C1602E"/>
-                <w:sz w:val="52"/>
-              </w:rPr>
-              <w:t>🎥</w:t>
+                <w:b/>
+                <w:i w:val="0"/>
+                <w:color w:val="6B6157"/>
+                <w:sz w:val="15"/>
+              </w:rPr>
+              <w:t>MINIATURA — fotograma do vídeo (inserir)</w:t>
             </w:r>
           </w:p>
           <w:p>
@@ -7211,7 +7275,7 @@
           </w:p>
           <w:p>
             <w:pPr>
-              <w:spacing w:after="0"/>
+              <w:spacing w:before="60" w:after="0"/>
               <w:jc w:val="center"/>
             </w:pPr>
             <w:r>
@@ -7219,15 +7283,15 @@
                 <w:rFonts w:ascii="Calibri" w:hAnsi="Calibri" w:cs="Calibri"/>
                 <w:b/>
                 <w:i w:val="0"/>
-                <w:color w:val="6B6157"/>
-                <w:sz w:val="16"/>
-              </w:rPr>
-              <w:t>MINIATURA (inserir)</w:t>
-            </w:r>
-          </w:p>
-          <w:p>
-            <w:pPr>
-              <w:spacing w:before="80" w:after="0"/>
+                <w:color w:val="0A3A46"/>
+                <w:sz w:val="17"/>
+              </w:rPr>
+              <w:t>Ficheiro:</w:t>
+            </w:r>
+          </w:p>
+          <w:p>
+            <w:pPr>
+              <w:spacing w:after="60"/>
               <w:jc w:val="center"/>
             </w:pPr>
             <w:r>
@@ -7235,24 +7299,8 @@
                 <w:rFonts w:ascii="Calibri" w:hAnsi="Calibri" w:cs="Calibri"/>
                 <w:b/>
                 <w:i w:val="0"/>
-                <w:color w:val="0A3A46"/>
-                <w:sz w:val="17"/>
-              </w:rPr>
-              <w:t>Ficheiro da Biblioteca:</w:t>
-            </w:r>
-          </w:p>
-          <w:p>
-            <w:pPr>
-              <w:spacing w:after="60"/>
-              <w:jc w:val="center"/>
-            </w:pPr>
-            <w:r>
-              <w:rPr>
-                <w:rFonts w:ascii="Calibri" w:hAnsi="Calibri" w:cs="Calibri"/>
-                <w:b/>
-                <w:i w:val="0"/>
                 <w:color w:val="9C4A20"/>
-                <w:sz w:val="20"/>
+                <w:sz w:val="18"/>
               </w:rPr>
               <w:t>002.mp4 (~15s) — vídeo da Biblioteca; alternativas: 003–006.mp4</w:t>
             </w:r>
@@ -7604,23 +7652,63 @@
           </w:tcPr>
           <w:p>
             <w:pPr>
+              <w:spacing w:after="40"/>
+              <w:jc w:val="center"/>
+            </w:pPr>
+            <w:r>
+              <w:drawing>
+                <wp:inline xmlns:a="http://schemas.openxmlformats.org/drawingml/2006/main" xmlns:pic="http://schemas.openxmlformats.org/drawingml/2006/picture">
+                  <wp:extent cx="1620000" cy="2025000"/>
+                  <wp:docPr id="3" name="Picture 3"/>
+                  <wp:cNvGraphicFramePr>
+                    <a:graphicFrameLocks noChangeAspect="1"/>
+                  </wp:cNvGraphicFramePr>
+                  <a:graphic>
+                    <a:graphicData uri="http://schemas.openxmlformats.org/drawingml/2006/picture">
+                      <pic:pic>
+                        <pic:nvPicPr>
+                          <pic:cNvPr id="0" name="thumb_3.jpg"/>
+                          <pic:cNvPicPr/>
+                        </pic:nvPicPr>
+                        <pic:blipFill>
+                          <a:blip r:embed="rId11"/>
+                          <a:stretch>
+                            <a:fillRect/>
+                          </a:stretch>
+                        </pic:blipFill>
+                        <pic:spPr>
+                          <a:xfrm>
+                            <a:off x="0" y="0"/>
+                            <a:ext cx="1620000" cy="2025000"/>
+                          </a:xfrm>
+                          <a:prstGeom prst="rect"/>
+                        </pic:spPr>
+                      </pic:pic>
+                    </a:graphicData>
+                  </a:graphic>
+                </wp:inline>
+              </w:drawing>
+            </w:r>
+          </w:p>
+          <w:p>
+            <w:pPr>
               <w:spacing w:after="20"/>
               <w:jc w:val="center"/>
             </w:pPr>
             <w:r>
               <w:rPr>
                 <w:rFonts w:ascii="Calibri" w:hAnsi="Calibri" w:cs="Calibri"/>
-                <w:b w:val="0"/>
-                <w:i w:val="0"/>
-                <w:color w:val="C1602E"/>
-                <w:sz w:val="52"/>
-              </w:rPr>
-              <w:t>🗂</w:t>
-            </w:r>
-          </w:p>
-          <w:p>
-            <w:pPr>
-              <w:spacing w:after="20"/>
+                <w:b/>
+                <w:i w:val="0"/>
+                <w:color w:val="9C4A20"/>
+                <w:sz w:val="17"/>
+              </w:rPr>
+              <w:t>FORMATO: CARROSSEL</w:t>
+            </w:r>
+          </w:p>
+          <w:p>
+            <w:pPr>
+              <w:spacing w:before="60" w:after="0"/>
               <w:jc w:val="center"/>
             </w:pPr>
             <w:r>
@@ -7628,15 +7716,15 @@
                 <w:rFonts w:ascii="Calibri" w:hAnsi="Calibri" w:cs="Calibri"/>
                 <w:b/>
                 <w:i w:val="0"/>
-                <w:color w:val="9C4A20"/>
+                <w:color w:val="0A3A46"/>
                 <w:sz w:val="17"/>
               </w:rPr>
-              <w:t>FORMATO: CARROSSEL</w:t>
-            </w:r>
-          </w:p>
-          <w:p>
-            <w:pPr>
-              <w:spacing w:after="0"/>
+              <w:t>Ficheiro:</w:t>
+            </w:r>
+          </w:p>
+          <w:p>
+            <w:pPr>
+              <w:spacing w:after="60"/>
               <w:jc w:val="center"/>
             </w:pPr>
             <w:r>
@@ -7644,42 +7732,10 @@
                 <w:rFonts w:ascii="Calibri" w:hAnsi="Calibri" w:cs="Calibri"/>
                 <w:b/>
                 <w:i w:val="0"/>
-                <w:color w:val="6B6157"/>
-                <w:sz w:val="16"/>
-              </w:rPr>
-              <w:t>MINIATURA (inserir)</w:t>
-            </w:r>
-          </w:p>
-          <w:p>
-            <w:pPr>
-              <w:spacing w:before="80" w:after="0"/>
-              <w:jc w:val="center"/>
-            </w:pPr>
-            <w:r>
-              <w:rPr>
-                <w:rFonts w:ascii="Calibri" w:hAnsi="Calibri" w:cs="Calibri"/>
-                <w:b/>
-                <w:i w:val="0"/>
-                <w:color w:val="0A3A46"/>
-                <w:sz w:val="17"/>
-              </w:rPr>
-              <w:t>Ficheiro da Biblioteca:</w:t>
-            </w:r>
-          </w:p>
-          <w:p>
-            <w:pPr>
-              <w:spacing w:after="60"/>
-              <w:jc w:val="center"/>
-            </w:pPr>
-            <w:r>
-              <w:rPr>
-                <w:rFonts w:ascii="Calibri" w:hAnsi="Calibri" w:cs="Calibri"/>
-                <w:b/>
-                <w:i w:val="0"/>
                 <w:color w:val="9C4A20"/>
-                <w:sz w:val="20"/>
-              </w:rPr>
-              <w:t>791A7690, 791A7705, 791A7720, 791A7748 (.JPG) — confirmar</w:t>
+                <w:sz w:val="18"/>
+              </w:rPr>
+              <w:t>Fotos de petiscos (Biblioteca) — 3–4 cartões</w:t>
             </w:r>
           </w:p>
           <w:p>
@@ -7750,7 +7806,7 @@
                 <w:color w:val="23282B"/>
                 <w:sz w:val="20"/>
               </w:rPr>
-              <w:t>Vários pratos e ambiente, um por cartão</w:t>
+              <w:t>Vários petiscos e bebidas para partilhar</w:t>
             </w:r>
           </w:p>
           <w:p>
@@ -7775,7 +7831,7 @@
                 <w:color w:val="6B6157"/>
                 <w:sz w:val="20"/>
               </w:rPr>
-              <w:t>O carrossel mostra a variedade da casa e aproveita bem as 57 fotos; deslizar convida à interação.</w:t>
+              <w:t>O carrossel mostra a variedade da casa; deslizar convida à interação.</w:t>
             </w:r>
           </w:p>
           <w:p>
@@ -8991,23 +9047,63 @@
           </w:tcPr>
           <w:p>
             <w:pPr>
+              <w:spacing w:after="40"/>
+              <w:jc w:val="center"/>
+            </w:pPr>
+            <w:r>
+              <w:drawing>
+                <wp:inline xmlns:a="http://schemas.openxmlformats.org/drawingml/2006/main" xmlns:pic="http://schemas.openxmlformats.org/drawingml/2006/picture">
+                  <wp:extent cx="1620000" cy="2025000"/>
+                  <wp:docPr id="4" name="Picture 4"/>
+                  <wp:cNvGraphicFramePr>
+                    <a:graphicFrameLocks noChangeAspect="1"/>
+                  </wp:cNvGraphicFramePr>
+                  <a:graphic>
+                    <a:graphicData uri="http://schemas.openxmlformats.org/drawingml/2006/picture">
+                      <pic:pic>
+                        <pic:nvPicPr>
+                          <pic:cNvPr id="0" name="thumb_5.jpg"/>
+                          <pic:cNvPicPr/>
+                        </pic:nvPicPr>
+                        <pic:blipFill>
+                          <a:blip r:embed="rId12"/>
+                          <a:stretch>
+                            <a:fillRect/>
+                          </a:stretch>
+                        </pic:blipFill>
+                        <pic:spPr>
+                          <a:xfrm>
+                            <a:off x="0" y="0"/>
+                            <a:ext cx="1620000" cy="2025000"/>
+                          </a:xfrm>
+                          <a:prstGeom prst="rect"/>
+                        </pic:spPr>
+                      </pic:pic>
+                    </a:graphicData>
+                  </a:graphic>
+                </wp:inline>
+              </w:drawing>
+            </w:r>
+          </w:p>
+          <w:p>
+            <w:pPr>
               <w:spacing w:after="20"/>
               <w:jc w:val="center"/>
             </w:pPr>
             <w:r>
               <w:rPr>
                 <w:rFonts w:ascii="Calibri" w:hAnsi="Calibri" w:cs="Calibri"/>
-                <w:b w:val="0"/>
-                <w:i w:val="0"/>
-                <w:color w:val="C1602E"/>
-                <w:sz w:val="52"/>
-              </w:rPr>
-              <w:t>🖼</w:t>
-            </w:r>
-          </w:p>
-          <w:p>
-            <w:pPr>
-              <w:spacing w:after="20"/>
+                <w:b/>
+                <w:i w:val="0"/>
+                <w:color w:val="9C4A20"/>
+                <w:sz w:val="17"/>
+              </w:rPr>
+              <w:t>FORMATO: IMAGEM</w:t>
+            </w:r>
+          </w:p>
+          <w:p>
+            <w:pPr>
+              <w:spacing w:before="60" w:after="0"/>
               <w:jc w:val="center"/>
             </w:pPr>
             <w:r>
@@ -9015,15 +9111,15 @@
                 <w:rFonts w:ascii="Calibri" w:hAnsi="Calibri" w:cs="Calibri"/>
                 <w:b/>
                 <w:i w:val="0"/>
-                <w:color w:val="9C4A20"/>
+                <w:color w:val="0A3A46"/>
                 <w:sz w:val="17"/>
               </w:rPr>
-              <w:t>FORMATO: IMAGEM</w:t>
-            </w:r>
-          </w:p>
-          <w:p>
-            <w:pPr>
-              <w:spacing w:after="0"/>
+              <w:t>Ficheiro:</w:t>
+            </w:r>
+          </w:p>
+          <w:p>
+            <w:pPr>
+              <w:spacing w:after="60"/>
               <w:jc w:val="center"/>
             </w:pPr>
             <w:r>
@@ -9031,42 +9127,10 @@
                 <w:rFonts w:ascii="Calibri" w:hAnsi="Calibri" w:cs="Calibri"/>
                 <w:b/>
                 <w:i w:val="0"/>
-                <w:color w:val="6B6157"/>
-                <w:sz w:val="16"/>
-              </w:rPr>
-              <w:t>MINIATURA (inserir)</w:t>
-            </w:r>
-          </w:p>
-          <w:p>
-            <w:pPr>
-              <w:spacing w:before="80" w:after="0"/>
-              <w:jc w:val="center"/>
-            </w:pPr>
-            <w:r>
-              <w:rPr>
-                <w:rFonts w:ascii="Calibri" w:hAnsi="Calibri" w:cs="Calibri"/>
-                <w:b/>
-                <w:i w:val="0"/>
-                <w:color w:val="0A3A46"/>
-                <w:sz w:val="17"/>
-              </w:rPr>
-              <w:t>Ficheiro da Biblioteca:</w:t>
-            </w:r>
-          </w:p>
-          <w:p>
-            <w:pPr>
-              <w:spacing w:after="60"/>
-              <w:jc w:val="center"/>
-            </w:pPr>
-            <w:r>
-              <w:rPr>
-                <w:rFonts w:ascii="Calibri" w:hAnsi="Calibri" w:cs="Calibri"/>
-                <w:b/>
-                <w:i w:val="0"/>
                 <w:color w:val="9C4A20"/>
-                <w:sz w:val="20"/>
-              </w:rPr>
-              <w:t>791A7728.JPG — confirmar no Ads Manager</w:t>
+                <w:sz w:val="18"/>
+              </w:rPr>
+              <w:t>Foto do peixe grelhado (Biblioteca) — a confirmar no Ads Manager</w:t>
             </w:r>
           </w:p>
           <w:p>
@@ -9137,7 +9201,7 @@
                 <w:color w:val="23282B"/>
                 <w:sz w:val="20"/>
               </w:rPr>
-              <w:t>Bacalhau ou tamboril (prato-âncora) em grande plano apetitoso</w:t>
+              <w:t>Peixe fresco grelhado com batata a murro e salada</w:t>
             </w:r>
           </w:p>
           <w:p>
@@ -9162,7 +9226,7 @@
                 <w:color w:val="6B6157"/>
                 <w:sz w:val="20"/>
               </w:rPr>
-              <w:t>Prato-âncora reconhecível que gera desejo imediato e empurra para o botão 'Enviar mensagem'.</w:t>
+              <w:t>Prato-âncora que gera desejo imediato e empurra para o botão 'Enviar mensagem'.</w:t>
             </w:r>
           </w:p>
           <w:p>
@@ -9202,7 +9266,7 @@
                 <w:color w:val="23282B"/>
                 <w:sz w:val="20"/>
               </w:rPr>
-              <w:t>Bacalhau e tamboril como devem ser: frescos, bem temperados e sem pressa. 🐟 Na Tasca da Maria, na marginal da Póvoa, a qualidade vem sempre primeiro. Sala pequena — reserve já pelo WhatsApp. 📲</w:t>
+              <w:t>Peixe fresco grelhado, do dia, como deve ser. 🐟 Na Tasca da Maria, na marginal da Póvoa, a qualidade vem sempre primeiro. Sala pequena — reserve já pelo WhatsApp. 📲</w:t>
             </w:r>
           </w:p>
           <w:p>
@@ -9227,7 +9291,7 @@
                 <w:color w:val="23282B"/>
                 <w:sz w:val="20"/>
               </w:rPr>
-              <w:t>Bacalhau e tamboril fresquinhos</w:t>
+              <w:t>Peixe fresco grelhado na Póvoa</w:t>
             </w:r>
           </w:p>
           <w:p>
@@ -9416,18 +9480,34 @@
           </w:tcPr>
           <w:p>
             <w:pPr>
+              <w:spacing w:after="40"/>
+              <w:jc w:val="center"/>
+            </w:pPr>
+            <w:r>
+              <w:rPr>
+                <w:rFonts w:ascii="Calibri" w:hAnsi="Calibri" w:cs="Calibri"/>
+                <w:b w:val="0"/>
+                <w:i w:val="0"/>
+                <w:color w:val="C1602E"/>
+                <w:sz w:val="52"/>
+              </w:rPr>
+              <w:t>🎥</w:t>
+            </w:r>
+          </w:p>
+          <w:p>
+            <w:pPr>
               <w:spacing w:after="20"/>
               <w:jc w:val="center"/>
             </w:pPr>
             <w:r>
               <w:rPr>
                 <w:rFonts w:ascii="Calibri" w:hAnsi="Calibri" w:cs="Calibri"/>
-                <w:b w:val="0"/>
-                <w:i w:val="0"/>
-                <w:color w:val="C1602E"/>
-                <w:sz w:val="52"/>
-              </w:rPr>
-              <w:t>🎥</w:t>
+                <w:b/>
+                <w:i w:val="0"/>
+                <w:color w:val="6B6157"/>
+                <w:sz w:val="15"/>
+              </w:rPr>
+              <w:t>MINIATURA — fotograma do vídeo (inserir)</w:t>
             </w:r>
           </w:p>
           <w:p>
@@ -9448,7 +9528,7 @@
           </w:p>
           <w:p>
             <w:pPr>
-              <w:spacing w:after="0"/>
+              <w:spacing w:before="60" w:after="0"/>
               <w:jc w:val="center"/>
             </w:pPr>
             <w:r>
@@ -9456,15 +9536,15 @@
                 <w:rFonts w:ascii="Calibri" w:hAnsi="Calibri" w:cs="Calibri"/>
                 <w:b/>
                 <w:i w:val="0"/>
-                <w:color w:val="6B6157"/>
-                <w:sz w:val="16"/>
-              </w:rPr>
-              <w:t>MINIATURA (inserir)</w:t>
-            </w:r>
-          </w:p>
-          <w:p>
-            <w:pPr>
-              <w:spacing w:before="80" w:after="0"/>
+                <w:color w:val="0A3A46"/>
+                <w:sz w:val="17"/>
+              </w:rPr>
+              <w:t>Ficheiro:</w:t>
+            </w:r>
+          </w:p>
+          <w:p>
+            <w:pPr>
+              <w:spacing w:after="60"/>
               <w:jc w:val="center"/>
             </w:pPr>
             <w:r>
@@ -9472,24 +9552,8 @@
                 <w:rFonts w:ascii="Calibri" w:hAnsi="Calibri" w:cs="Calibri"/>
                 <w:b/>
                 <w:i w:val="0"/>
-                <w:color w:val="0A3A46"/>
-                <w:sz w:val="17"/>
-              </w:rPr>
-              <w:t>Ficheiro da Biblioteca:</w:t>
-            </w:r>
-          </w:p>
-          <w:p>
-            <w:pPr>
-              <w:spacing w:after="60"/>
-              <w:jc w:val="center"/>
-            </w:pPr>
-            <w:r>
-              <w:rPr>
-                <w:rFonts w:ascii="Calibri" w:hAnsi="Calibri" w:cs="Calibri"/>
-                <w:b/>
-                <w:i w:val="0"/>
                 <w:color w:val="9C4A20"/>
-                <w:sz w:val="20"/>
+                <w:sz w:val="18"/>
               </w:rPr>
               <w:t>007.mp4 (~30s) — vídeo da Biblioteca; alternativas: 003.mp4, 005.mp4</w:t>
             </w:r>
@@ -9841,23 +9905,63 @@
           </w:tcPr>
           <w:p>
             <w:pPr>
+              <w:spacing w:after="40"/>
+              <w:jc w:val="center"/>
+            </w:pPr>
+            <w:r>
+              <w:drawing>
+                <wp:inline xmlns:a="http://schemas.openxmlformats.org/drawingml/2006/main" xmlns:pic="http://schemas.openxmlformats.org/drawingml/2006/picture">
+                  <wp:extent cx="1620000" cy="2025000"/>
+                  <wp:docPr id="5" name="Picture 5"/>
+                  <wp:cNvGraphicFramePr>
+                    <a:graphicFrameLocks noChangeAspect="1"/>
+                  </wp:cNvGraphicFramePr>
+                  <a:graphic>
+                    <a:graphicData uri="http://schemas.openxmlformats.org/drawingml/2006/picture">
+                      <pic:pic>
+                        <pic:nvPicPr>
+                          <pic:cNvPr id="0" name="thumb_4.jpg"/>
+                          <pic:cNvPicPr/>
+                        </pic:nvPicPr>
+                        <pic:blipFill>
+                          <a:blip r:embed="rId13"/>
+                          <a:stretch>
+                            <a:fillRect/>
+                          </a:stretch>
+                        </pic:blipFill>
+                        <pic:spPr>
+                          <a:xfrm>
+                            <a:off x="0" y="0"/>
+                            <a:ext cx="1620000" cy="2025000"/>
+                          </a:xfrm>
+                          <a:prstGeom prst="rect"/>
+                        </pic:spPr>
+                      </pic:pic>
+                    </a:graphicData>
+                  </a:graphic>
+                </wp:inline>
+              </w:drawing>
+            </w:r>
+          </w:p>
+          <w:p>
+            <w:pPr>
               <w:spacing w:after="20"/>
               <w:jc w:val="center"/>
             </w:pPr>
             <w:r>
               <w:rPr>
                 <w:rFonts w:ascii="Calibri" w:hAnsi="Calibri" w:cs="Calibri"/>
-                <w:b w:val="0"/>
-                <w:i w:val="0"/>
-                <w:color w:val="C1602E"/>
-                <w:sz w:val="52"/>
-              </w:rPr>
-              <w:t>🗂</w:t>
-            </w:r>
-          </w:p>
-          <w:p>
-            <w:pPr>
-              <w:spacing w:after="20"/>
+                <w:b/>
+                <w:i w:val="0"/>
+                <w:color w:val="9C4A20"/>
+                <w:sz w:val="17"/>
+              </w:rPr>
+              <w:t>FORMATO: CARROSSEL</w:t>
+            </w:r>
+          </w:p>
+          <w:p>
+            <w:pPr>
+              <w:spacing w:before="60" w:after="0"/>
               <w:jc w:val="center"/>
             </w:pPr>
             <w:r>
@@ -9865,15 +9969,15 @@
                 <w:rFonts w:ascii="Calibri" w:hAnsi="Calibri" w:cs="Calibri"/>
                 <w:b/>
                 <w:i w:val="0"/>
-                <w:color w:val="9C4A20"/>
+                <w:color w:val="0A3A46"/>
                 <w:sz w:val="17"/>
               </w:rPr>
-              <w:t>FORMATO: CARROSSEL</w:t>
-            </w:r>
-          </w:p>
-          <w:p>
-            <w:pPr>
-              <w:spacing w:after="0"/>
+              <w:t>Ficheiro:</w:t>
+            </w:r>
+          </w:p>
+          <w:p>
+            <w:pPr>
+              <w:spacing w:after="60"/>
               <w:jc w:val="center"/>
             </w:pPr>
             <w:r>
@@ -9881,42 +9985,10 @@
                 <w:rFonts w:ascii="Calibri" w:hAnsi="Calibri" w:cs="Calibri"/>
                 <w:b/>
                 <w:i w:val="0"/>
-                <w:color w:val="6B6157"/>
-                <w:sz w:val="16"/>
-              </w:rPr>
-              <w:t>MINIATURA (inserir)</w:t>
-            </w:r>
-          </w:p>
-          <w:p>
-            <w:pPr>
-              <w:spacing w:before="80" w:after="0"/>
-              <w:jc w:val="center"/>
-            </w:pPr>
-            <w:r>
-              <w:rPr>
-                <w:rFonts w:ascii="Calibri" w:hAnsi="Calibri" w:cs="Calibri"/>
-                <w:b/>
-                <w:i w:val="0"/>
-                <w:color w:val="0A3A46"/>
-                <w:sz w:val="17"/>
-              </w:rPr>
-              <w:t>Ficheiro da Biblioteca:</w:t>
-            </w:r>
-          </w:p>
-          <w:p>
-            <w:pPr>
-              <w:spacing w:after="60"/>
-              <w:jc w:val="center"/>
-            </w:pPr>
-            <w:r>
-              <w:rPr>
-                <w:rFonts w:ascii="Calibri" w:hAnsi="Calibri" w:cs="Calibri"/>
-                <w:b/>
-                <w:i w:val="0"/>
                 <w:color w:val="9C4A20"/>
-                <w:sz w:val="20"/>
-              </w:rPr>
-              <w:t>791A7690, 791A7720, 791A7733, 791A7748 (.JPG) — confirmar</w:t>
+                <w:sz w:val="18"/>
+              </w:rPr>
+              <w:t>Fotos de pratos (Biblioteca) — 4 cartões</w:t>
             </w:r>
           </w:p>
           <w:p>
@@ -9987,7 +10059,7 @@
                 <w:color w:val="23282B"/>
                 <w:sz w:val="20"/>
               </w:rPr>
-              <w:t>Marisco, bacalhau, alheira e sobremesa — um por cartão</w:t>
+              <w:t>Pratos fartos e variados (arroz de carne, peixe, petiscos)</w:t>
             </w:r>
           </w:p>
           <w:p>
@@ -16354,7 +16426,7 @@
       </w:r>
     </w:p>
     <w:sectPr>
-      <w:footerReference w:type="default" r:id="rId9"/>
+      <w:footerReference w:type="default" r:id="rId14"/>
       <w:pgSz w:w="12240" w:h="15840"/>
       <w:pgMar w:top="907" w:right="1077" w:bottom="907" w:left="1077" w:header="720" w:footer="720" w:gutter="0"/>
       <w:cols w:space="720"/>
